--- a/Instrukciya_PD_RD.docx
+++ b/Instrukciya_PD_RD.docx
@@ -19,7 +19,7 @@
           <w:i/>
           <w:iCs/>
         </w:rPr>
-        <w:t xml:space="preserve">Подготовка проектной и рабочей документации на размещение ВОЛС на опорах ВЛ 0,4–110 кВ. Версия 1.0.0</w:t>
+        <w:t xml:space="preserve">Подготовка проектной и рабочей документации на размещение ВОЛС на опорах ВЛ 0,4–110 кВ. Версия 1.1.0</w:t>
       </w:r>
     </w:p>
     <w:p>
@@ -224,10 +224,29 @@
           <w:b/>
           <w:bCs/>
         </w:rPr>
+        <w:t xml:space="preserve">Муфты и запасы.</w:t>
+      </w:r>
+      <w:r>
+        <w:t xml:space="preserve"> По умолчанию действует режим «вручную»: отметьте в столбце «Муфта» опоры, указанные заказчиком, выберите тип муфты и длину запаса. Поиск опоры по номеру — в поле над таблицей. Режим «автоматически» расставляет муфты в точках ветвления и на стыках строительных длин.</w:t>
+      </w:r>
+    </w:p>
+    <w:p>
+      <w:pPr>
+        <w:pStyle w:val="ListParagraph"/>
+        <w:numPr>
+          <w:ilvl w:val="0"/>
+          <w:numId w:val="3"/>
+        </w:numPr>
+      </w:pPr>
+      <w:r>
+        <w:rPr>
+          <w:b/>
+          <w:bCs/>
+        </w:rPr>
         <w:t xml:space="preserve">Чертежи.</w:t>
       </w:r>
       <w:r>
-        <w:t xml:space="preserve"> Постройте листы, скачайте PDF и DXF.</w:t>
+        <w:t xml:space="preserve"> При необходимости загрузите растровую подложку ситуационного плана и укажите координаты её углов (как в Google Earth: «Добавить» → «Наложение изображения» → «Местоположение»); кнопка «Подставить углы по трассе» заполняет их по описанному прямоугольнику. Постройте листы, скачайте PDF и DXF. Подложка хранится в браузере и в файл проекта не входит.</w:t>
       </w:r>
     </w:p>
     <w:p>
@@ -924,7 +943,19 @@
         </w:numPr>
       </w:pPr>
       <w:r>
-        <w:t xml:space="preserve">Координаты в DXF — в миллиметрах листа; пересчёт в МСК-23 — по запросу, при наличии параметров.</w:t>
+        <w:t xml:space="preserve">Координаты в DXF — в миллиметрах листа; пересчёт в МСК-23 — по запросу, при наличии параметров. Растровая подложка в DXF не выгружается.</w:t>
+      </w:r>
+    </w:p>
+    <w:p>
+      <w:pPr>
+        <w:pStyle w:val="ListParagraph"/>
+        <w:numPr>
+          <w:ilvl w:val="0"/>
+          <w:numId w:val="2"/>
+        </w:numPr>
+      </w:pPr>
+      <w:r>
+        <w:t xml:space="preserve">Документацию утверждает заместитель директора по развитию и технологическому присоединению А.В. Чепусов (гриф «УТВЕРЖДАЮ» на титульных листах и строка «Утв.» в основной надписи).</w:t>
       </w:r>
     </w:p>
     <w:p>

--- a/Instrukciya_PD_RD.docx
+++ b/Instrukciya_PD_RD.docx
@@ -19,7 +19,7 @@
           <w:i/>
           <w:iCs/>
         </w:rPr>
-        <w:t xml:space="preserve">Подготовка проектной и рабочей документации на размещение ВОЛС на опорах ВЛ 0,4–110 кВ. Версия 1.1.0</w:t>
+        <w:t xml:space="preserve">Подготовка проектной и рабочей документации на размещение ВОЛС на опорах ВЛ 0,4–110 кВ. Версия 1.2.0</w:t>
       </w:r>
     </w:p>
     <w:p>
@@ -246,7 +246,16 @@
         <w:t xml:space="preserve">Чертежи.</w:t>
       </w:r>
       <w:r>
-        <w:t xml:space="preserve"> При необходимости загрузите растровую подложку ситуационного плана и укажите координаты её углов (как в Google Earth: «Добавить» → «Наложение изображения» → «Местоположение»); кнопка «Подставить углы по трассе» заполняет их по описанному прямоугольнику. Постройте листы, скачайте PDF и DXF. Подложка хранится в браузере и в файл проекта не входит.</w:t>
+        <w:t xml:space="preserve"> Подложка ситуационного плана: нажмите «Загрузить карту по трассе» — карта (улицы, дома, дороги) скачается из выбранного источника и привяжется по координатам. Можно указать свой сервис тайлов или загрузить своё изображение (выкопировку, снимок), задав координаты его углов, как в Google Earth. Постройте листы, скачайте PDF и DXF. Подложка хранится в браузере и в файл проекта не входит; в архив DXF кладутся растр и файл привязки </w:t>
+      </w:r>
+      <w:r>
+        <w:rPr>
+          <w:rFonts w:ascii="Consolas" w:cs="Consolas" w:eastAsia="Consolas" w:hAnsi="Consolas"/>
+        </w:rPr>
+        <w:t xml:space="preserve">.jgw</w:t>
+      </w:r>
+      <w:r>
+        <w:t xml:space="preserve"> — в САПР он подключается командой вставки растрового изображения.</w:t>
       </w:r>
     </w:p>
     <w:p>

--- a/Instrukciya_PD_RD.docx
+++ b/Instrukciya_PD_RD.docx
@@ -19,7 +19,7 @@
           <w:i/>
           <w:iCs/>
         </w:rPr>
-        <w:t xml:space="preserve">Подготовка проектной и рабочей документации на размещение ВОЛС на опорах ВЛ 0,4–110 кВ. Версия 1.2.0</w:t>
+        <w:t xml:space="preserve">Подготовка проектной и рабочей документации на размещение ВОЛС на опорах ВЛ 0,4–110 кВ. Версия 1.3.0</w:t>
       </w:r>
     </w:p>
     <w:p>
@@ -246,7 +246,7 @@
         <w:t xml:space="preserve">Чертежи.</w:t>
       </w:r>
       <w:r>
-        <w:t xml:space="preserve"> Подложка ситуационного плана: нажмите «Загрузить карту по трассе» — карта (улицы, дома, дороги) скачается из выбранного источника и привяжется по координатам. Можно указать свой сервис тайлов или загрузить своё изображение (выкопировку, снимок), задав координаты его углов, как в Google Earth. Постройте листы, скачайте PDF и DXF. Подложка хранится в браузере и в файл проекта не входит; в архив DXF кладутся растр и файл привязки </w:t>
+        <w:t xml:space="preserve"> Подложка ситуационного плана: выберите источник — Яндекс (схема, спутник, гибрид), Google (схема, спутник, гибрид), OpenStreetMap или свой сервис тайлов — и нажмите «Загрузить карту по трассе». Карта привяжется по координатам, развернётся вместе с планом и обрежется по рамке. Яндекс и Google не разрешают программе читать изображения тайлов: их карта видна в просмотре и на печати (в том числе «Печать → Сохранить как PDF»), но не войдёт в PDF из программы и в архив DXF. Для PDF и DXF используйте OpenStreetMap, свой сервис или своё изображение (выкопировку, снимок) с указанием координат углов, как в Google Earth. Постройте листы, скачайте PDF и DXF: в архив DXF кладутся растр и файл привязки </w:t>
       </w:r>
       <w:r>
         <w:rPr>

--- a/Instrukciya_PD_RD.docx
+++ b/Instrukciya_PD_RD.docx
@@ -19,7 +19,7 @@
           <w:i/>
           <w:iCs/>
         </w:rPr>
-        <w:t xml:space="preserve">Подготовка проектной и рабочей документации на размещение ВОЛС на опорах ВЛ 0,4–110 кВ. Версия 1.3.0</w:t>
+        <w:t xml:space="preserve">Подготовка проектной и рабочей документации на размещение ВОЛС на опорах ВЛ 0,4–110 кВ. Версия 1.4.0</w:t>
       </w:r>
     </w:p>
     <w:p>
@@ -246,7 +246,15 @@
         <w:t xml:space="preserve">Чертежи.</w:t>
       </w:r>
       <w:r>
-        <w:t xml:space="preserve"> Подложка ситуационного плана: выберите источник — Яндекс (схема, спутник, гибрид), Google (схема, спутник, гибрид), OpenStreetMap или свой сервис тайлов — и нажмите «Загрузить карту по трассе». Карта привяжется по координатам, развернётся вместе с планом и обрежется по рамке. Яндекс и Google не разрешают программе читать изображения тайлов: их карта видна в просмотре и на печати (в том числе «Печать → Сохранить как PDF»), но не войдёт в PDF из программы и в архив DXF. Для PDF и DXF используйте OpenStreetMap, свой сервис или своё изображение (выкопировку, снимок) с указанием координат углов, как в Google Earth. Постройте листы, скачайте PDF и DXF: в архив DXF кладутся растр и файл привязки </w:t>
+        <w:t xml:space="preserve"> Топографическая основа: нажмите «Загрузить топооснову OSM» — программа получит улицы и дороги с названиями, здания с номерами домов, реки и железные дороги в виде векторных объектов. Такая основа попадает в просмотр, печать, PDF и в DXF (слои КАРТА_ДОРОГИ, КАРТА_ЗДАНИЯ, КАРТА_ВОДА, КАРТА_ЖД, КАРТА_УГОДЬЯ, КАРТА_ПОДПИСИ) и остаётся редактируемой в САПР. Номера домов печатаются на фрагментах масштаба 1:2500 и крупнее.</w:t>
+      </w:r>
+    </w:p>
+    <w:p>
+      <w:pPr>
+        <w:spacing w:after="120"/>
+      </w:pPr>
+      <w:r>
+        <w:t xml:space="preserve">   Растровая подложка ситуационного плана (по желанию, для наглядности): выберите источник — Яндекс (схема, спутник, гибрид), Google (схема, спутник, гибрид), OpenStreetMap или свой сервис тайлов — и нажмите «Загрузить карту по трассе». Карта привяжется по координатам, развернётся вместе с планом и обрежется по рамке. Яндекс и Google не разрешают программе читать изображения тайлов: их карта видна в просмотре и на печати (в том числе «Печать → Сохранить как PDF»), но не войдёт в PDF из программы и в архив DXF. Для PDF и DXF используйте OpenStreetMap, свой сервис или своё изображение (выкопировку, снимок) с указанием координат углов, как в Google Earth. Постройте листы, скачайте PDF и DXF: в архив DXF кладутся растр и файл привязки </w:t>
       </w:r>
       <w:r>
         <w:rPr>

--- a/Instrukciya_PD_RD.docx
+++ b/Instrukciya_PD_RD.docx
@@ -19,7 +19,7 @@
           <w:i/>
           <w:iCs/>
         </w:rPr>
-        <w:t xml:space="preserve">Подготовка проектной и рабочей документации на размещение ВОЛС на опорах ВЛ 0,4–110 кВ. Версия 1.4.0</w:t>
+        <w:t xml:space="preserve">Подготовка проектной и рабочей документации на размещение ВОЛС на опорах ВЛ 0,4–110 кВ. Версия 1.5.0</w:t>
       </w:r>
     </w:p>
     <w:p>
@@ -227,7 +227,7 @@
         <w:t xml:space="preserve">Муфты и запасы.</w:t>
       </w:r>
       <w:r>
-        <w:t xml:space="preserve"> По умолчанию действует режим «вручную»: отметьте в столбце «Муфта» опоры, указанные заказчиком, выберите тип муфты и длину запаса. Поиск опоры по номеру — в поле над таблицей. Режим «автоматически» расставляет муфты в точках ветвления и на стыках строительных длин.</w:t>
+        <w:t xml:space="preserve"> На странице «Решения» есть панель «Муфты и запасы кабеля»: введите номер опоры, выберите её в списке найденных, задайте тип муфты и нажмите «Назначить муфту». Там же меняются тип и длина запаса и удаляются лишние муфты. Если муфта попадает на одностоечную опору, программа предусматривает усиление подкосом (мероприятие Е.1). Режим «автоматически» расставляет муфты сам — в точках ветвления и на стыках строительных длин.</w:t>
       </w:r>
     </w:p>
     <w:p>
@@ -280,6 +280,25 @@
           <w:bCs/>
         </w:rPr>
         <w:t xml:space="preserve">Спецификация.</w:t>
+      </w:r>
+      <w:r>
+        <w:t xml:space="preserve"> Заполните тип и марку, код и завод-изготовитель для каждой позиции — значения сохраняются в проекте и попадают в тома и ведомости; пустые марки блокируют выпуск. Проверьте длины и количества; скачайте ведомости (XLSX) и трассу (KMZ).</w:t>
+      </w:r>
+    </w:p>
+    <w:p>
+      <w:pPr>
+        <w:pStyle w:val="ListParagraph"/>
+        <w:numPr>
+          <w:ilvl w:val="0"/>
+          <w:numId w:val="3"/>
+        </w:numPr>
+      </w:pPr>
+      <w:r>
+        <w:rPr>
+          <w:b/>
+          <w:bCs/>
+        </w:rPr>
+        <w:t xml:space="preserve">Прочее.</w:t>
       </w:r>
       <w:r>
         <w:t xml:space="preserve"> Проверьте длины и количества; скачайте ведомости (XLSX) и трассу (KMZ).</w:t>
